--- a/campaigns/WF-21-vd-assessment-capture.docx
+++ b/campaigns/WF-21-vd-assessment-capture.docx
@@ -382,7 +382,7 @@
         <w:t xml:space="preserve"> </w:t>
       </w:r>
       <w:r>
-        <w:t xml:space="preserve">the nitric oxide framing is correct. It grants that a supplement feeds the enzymatic road, then confines the claim to photorelease from preformed skin stores, which is what the KB rule requires. The pilot is disclosed as five people with</w:t>
+        <w:t xml:space="preserve">the nitric oxide framing is correct. It grants that a supplement feeds the enzymatic road, then confines the claim to photorelease from preformed skin stores, which is what the KB rule requires. The study is disclosed as five people with</w:t>
       </w:r>
       <w:r>
         <w:t xml:space="preserve"> </w:t>
